--- a/Acceptence Criteria Tamil.docx
+++ b/Acceptence Criteria Tamil.docx
@@ -3475,13 +3475,6 @@
           <w:szCs w:val="24"/>
         </w:rPr>
         <w:t>ticket has been successfully cancelled in the system</w:t>
-      </w:r>
-      <w:r>
-        <w:rPr>
-          <w:sz w:val="24"/>
-          <w:szCs w:val="24"/>
-        </w:rPr>
-        <w:t>.</w:t>
       </w:r>
     </w:p>
     <w:p>
